--- a/dokumen/06_PETA_KODE.docx
+++ b/dokumen/06_PETA_KODE.docx
@@ -310,18 +310,13 @@
     </w:p>
     <w:p>
       <w:pPr>
-        <w:spacing w:after="120" w:before="320"/>
+        <w:pStyle w:val="Heading1"/>
       </w:pPr>
+      <w:bookmarkStart w:name="_Toc1" w:id="1"/>
       <w:r>
-        <w:rPr>
-          <w:b/>
-          <w:bCs/>
-          <w:color w:val="1F4E79"/>
-          <w:sz w:val="28"/>
-          <w:szCs w:val="28"/>
-        </w:rPr>
         <w:t xml:space="preserve">Daftar Isi</w:t>
       </w:r>
+      <w:bookmarkEnd w:id="1"/>
     </w:p>
     <w:sdt>
       <w:sdtPr>
@@ -342,7 +337,7 @@
           </w:r>
           <w:hyperlink w:history="1" w:anchor="_Toc1">
             <w:r>
-              <w:t xml:space="preserve">1. Alur Satu Permintaan (Request)</w:t>
+              <w:t xml:space="preserve">Daftar Isi</w:t>
             </w:r>
             <w:r>
               <w:tab/>
@@ -364,7 +359,7 @@
           </w:pPr>
           <w:hyperlink w:history="1" w:anchor="_Toc2">
             <w:r>
-              <w:t xml:space="preserve">2. Peta Folder</w:t>
+              <w:t xml:space="preserve">1. Alur Satu Permintaan (Request)</w:t>
             </w:r>
             <w:r>
               <w:tab/>
@@ -386,7 +381,7 @@
           </w:pPr>
           <w:hyperlink w:history="1" w:anchor="_Toc3">
             <w:r>
-              <w:t xml:space="preserve">3. Daftar Fungsi per File</w:t>
+              <w:t xml:space="preserve">2. Peta Folder</w:t>
             </w:r>
             <w:r>
               <w:tab/>
@@ -401,15 +396,14 @@
         </w:p>
         <w:p>
           <w:pPr>
-            <w:pStyle w:val="TOC2"/>
+            <w:pStyle w:val="TOC1"/>
             <w:tabs>
               <w:tab w:val="right" w:pos="9638" w:leader="dot"/>
             </w:tabs>
-            <w:ind w:left="220"/>
           </w:pPr>
           <w:hyperlink w:history="1" w:anchor="_Toc4">
             <w:r>
-              <w:t xml:space="preserve">3.1 Route dan Middleware</w:t>
+              <w:t xml:space="preserve">3. Daftar Fungsi per File</w:t>
             </w:r>
             <w:r>
               <w:tab/>
@@ -432,7 +426,7 @@
           </w:pPr>
           <w:hyperlink w:history="1" w:anchor="_Toc5">
             <w:r>
-              <w:t xml:space="preserve">3.2 Controller</w:t>
+              <w:t xml:space="preserve">3.1 Route dan Middleware</w:t>
             </w:r>
             <w:r>
               <w:tab/>
@@ -455,7 +449,7 @@
           </w:pPr>
           <w:hyperlink w:history="1" w:anchor="_Toc6">
             <w:r>
-              <w:t xml:space="preserve">3.3 Form Request (Validasi)</w:t>
+              <w:t xml:space="preserve">3.2 Controller</w:t>
             </w:r>
             <w:r>
               <w:tab/>
@@ -478,7 +472,7 @@
           </w:pPr>
           <w:hyperlink w:history="1" w:anchor="_Toc7">
             <w:r>
-              <w:t xml:space="preserve">3.4 Model</w:t>
+              <w:t xml:space="preserve">3.3 Form Request (Validasi)</w:t>
             </w:r>
             <w:r>
               <w:tab/>
@@ -501,7 +495,7 @@
           </w:pPr>
           <w:hyperlink w:history="1" w:anchor="_Toc8">
             <w:r>
-              <w:t xml:space="preserve">3.5 Service, Support, dan Exception</w:t>
+              <w:t xml:space="preserve">3.4 Model</w:t>
             </w:r>
             <w:r>
               <w:tab/>
@@ -524,7 +518,7 @@
           </w:pPr>
           <w:hyperlink w:history="1" w:anchor="_Toc9">
             <w:r>
-              <w:t xml:space="preserve">3.6 JavaScript</w:t>
+              <w:t xml:space="preserve">3.5 Service, Support, dan Exception</w:t>
             </w:r>
             <w:r>
               <w:tab/>
@@ -539,14 +533,15 @@
         </w:p>
         <w:p>
           <w:pPr>
-            <w:pStyle w:val="TOC1"/>
+            <w:pStyle w:val="TOC2"/>
             <w:tabs>
               <w:tab w:val="right" w:pos="9638" w:leader="dot"/>
             </w:tabs>
+            <w:ind w:left="220"/>
           </w:pPr>
           <w:hyperlink w:history="1" w:anchor="_Toc10">
             <w:r>
-              <w:t xml:space="preserve">4. Daftar Array dan Konstanta</w:t>
+              <w:t xml:space="preserve">3.6 JavaScript</w:t>
             </w:r>
             <w:r>
               <w:tab/>
@@ -568,7 +563,7 @@
           </w:pPr>
           <w:hyperlink w:history="1" w:anchor="_Toc11">
             <w:r>
-              <w:t xml:space="preserve">5. Struktur Kontrol (Percabangan dan Perulangan)</w:t>
+              <w:t xml:space="preserve">4. Daftar Array dan Konstanta</w:t>
             </w:r>
             <w:r>
               <w:tab/>
@@ -590,7 +585,7 @@
           </w:pPr>
           <w:hyperlink w:history="1" w:anchor="_Toc12">
             <w:r>
-              <w:t xml:space="preserve">6. Konsep OOP di Kode</w:t>
+              <w:t xml:space="preserve">5. Struktur Kontrol (Percabangan dan Perulangan)</w:t>
             </w:r>
             <w:r>
               <w:tab/>
@@ -612,7 +607,7 @@
           </w:pPr>
           <w:hyperlink w:history="1" w:anchor="_Toc13">
             <w:r>
-              <w:t xml:space="preserve">7. Fitur Tambahan Terbaru</w:t>
+              <w:t xml:space="preserve">6. Konsep OOP di Kode</w:t>
             </w:r>
             <w:r>
               <w:tab/>
@@ -627,15 +622,14 @@
         </w:p>
         <w:p>
           <w:pPr>
-            <w:pStyle w:val="TOC2"/>
+            <w:pStyle w:val="TOC1"/>
             <w:tabs>
               <w:tab w:val="right" w:pos="9638" w:leader="dot"/>
             </w:tabs>
-            <w:ind w:left="220"/>
           </w:pPr>
           <w:hyperlink w:history="1" w:anchor="_Toc14">
             <w:r>
-              <w:t xml:space="preserve">7.0 Tanpa Pindah Halaman, Popup, dan Panel Profil (Turbo)</w:t>
+              <w:t xml:space="preserve">7. Fitur Tambahan Terbaru</w:t>
             </w:r>
             <w:r>
               <w:tab/>
@@ -658,7 +652,7 @@
           </w:pPr>
           <w:hyperlink w:history="1" w:anchor="_Toc15">
             <w:r>
-              <w:t xml:space="preserve">7.1 Tema Monokrom ala Bad Apple!! dan Mode Terang / Gelap</w:t>
+              <w:t xml:space="preserve">7.0 Tanpa Pindah Halaman, Popup, dan Panel Profil (Turbo)</w:t>
             </w:r>
             <w:r>
               <w:tab/>
@@ -681,7 +675,7 @@
           </w:pPr>
           <w:hyperlink w:history="1" w:anchor="_Toc16">
             <w:r>
-              <w:t xml:space="preserve">7.2 Halaman Login Siluet (Gambar, Animasi, Audio)</w:t>
+              <w:t xml:space="preserve">7.1 Tema Monokrom ala Bad Apple!! dan Mode Terang / Gelap</w:t>
             </w:r>
             <w:r>
               <w:tab/>
@@ -704,7 +698,7 @@
           </w:pPr>
           <w:hyperlink w:history="1" w:anchor="_Toc17">
             <w:r>
-              <w:t xml:space="preserve">7.3 Musik Bad Apple!! (Audio MP3)</w:t>
+              <w:t xml:space="preserve">7.2 Halaman Login Siluet (Gambar, Animasi, Audio)</w:t>
             </w:r>
             <w:r>
               <w:tab/>
@@ -712,6 +706,29 @@
             <w:r>
               <w:fldChar w:fldCharType="begin" w:dirty="true"/>
               <w:instrText xml:space="preserve">PAGEREF _Toc17 \h</w:instrText>
+              <w:fldChar w:fldCharType="separate"/>
+              <w:fldChar w:fldCharType="end"/>
+            </w:r>
+          </w:hyperlink>
+        </w:p>
+        <w:p>
+          <w:pPr>
+            <w:pStyle w:val="TOC2"/>
+            <w:tabs>
+              <w:tab w:val="right" w:pos="9638" w:leader="dot"/>
+            </w:tabs>
+            <w:ind w:left="220"/>
+          </w:pPr>
+          <w:hyperlink w:history="1" w:anchor="_Toc18">
+            <w:r>
+              <w:t xml:space="preserve">7.3 Musik Bad Apple!! (Audio MP3)</w:t>
+            </w:r>
+            <w:r>
+              <w:tab/>
+            </w:r>
+            <w:r>
+              <w:fldChar w:fldCharType="begin" w:dirty="true"/>
+              <w:instrText xml:space="preserve">PAGEREF _Toc18 \h</w:instrText>
               <w:fldChar w:fldCharType="separate"/>
               <w:fldChar w:fldCharType="end"/>
             </w:r>
@@ -724,7 +741,7 @@
               <w:tab w:val="right" w:pos="9638" w:leader="dot"/>
             </w:tabs>
           </w:pPr>
-          <w:hyperlink w:history="1" w:anchor="_Toc18">
+          <w:hyperlink w:history="1" w:anchor="_Toc19">
             <w:r>
               <w:t xml:space="preserve">8. Pertanyaan Cepat "Di Mana...?"</w:t>
             </w:r>
@@ -733,7 +750,7 @@
             </w:r>
             <w:r>
               <w:fldChar w:fldCharType="begin" w:dirty="true"/>
-              <w:instrText xml:space="preserve">PAGEREF _Toc18 \h</w:instrText>
+              <w:instrText xml:space="preserve">PAGEREF _Toc19 \h</w:instrText>
               <w:fldChar w:fldCharType="separate"/>
               <w:fldChar w:fldCharType="end"/>
             </w:r>
@@ -748,19 +765,30 @@
     </w:sdt>
     <w:p>
       <w:r>
+        <w:rPr>
+          <w:i/>
+          <w:iCs/>
+          <w:color w:val="808080"/>
+          <w:sz w:val="18"/>
+          <w:szCs w:val="18"/>
+        </w:rPr>
+        <w:t xml:space="preserve">(Bila daftar isi belum tampil, klik kanan di area ini lalu pilih "Update Field".)</w:t>
+      </w:r>
+    </w:p>
+    <w:p>
+      <w:r>
         <w:br w:type="page"/>
       </w:r>
     </w:p>
     <w:p>
       <w:pPr>
         <w:pStyle w:val="Heading1"/>
-        <w:keepNext/>
       </w:pPr>
-      <w:bookmarkStart w:name="_Toc1" w:id="1"/>
+      <w:bookmarkStart w:name="_Toc2" w:id="2"/>
       <w:r>
         <w:t xml:space="preserve">1. Alur Satu Permintaan (Request)</w:t>
       </w:r>
-      <w:bookmarkEnd w:id="1"/>
+      <w:bookmarkEnd w:id="2"/>
     </w:p>
     <w:p>
       <w:r>
@@ -1817,13 +1845,12 @@
     <w:p>
       <w:pPr>
         <w:pStyle w:val="Heading1"/>
-        <w:keepNext/>
       </w:pPr>
-      <w:bookmarkStart w:name="_Toc2" w:id="2"/>
+      <w:bookmarkStart w:name="_Toc3" w:id="3"/>
       <w:r>
         <w:t xml:space="preserve">2. Peta Folder</w:t>
       </w:r>
-      <w:bookmarkEnd w:id="2"/>
+      <w:bookmarkEnd w:id="3"/>
     </w:p>
     <w:tbl>
       <w:tblPr>
@@ -3400,24 +3427,22 @@
     <w:p>
       <w:pPr>
         <w:pStyle w:val="Heading1"/>
-        <w:keepNext/>
       </w:pPr>
-      <w:bookmarkStart w:name="_Toc3" w:id="3"/>
+      <w:bookmarkStart w:name="_Toc4" w:id="4"/>
       <w:r>
         <w:t xml:space="preserve">3. Daftar Fungsi per File</w:t>
       </w:r>
-      <w:bookmarkEnd w:id="3"/>
+      <w:bookmarkEnd w:id="4"/>
     </w:p>
     <w:p>
       <w:pPr>
         <w:pStyle w:val="Heading2"/>
-        <w:keepNext/>
       </w:pPr>
-      <w:bookmarkStart w:name="_Toc4" w:id="4"/>
+      <w:bookmarkStart w:name="_Toc5" w:id="5"/>
       <w:r>
         <w:t xml:space="preserve">3.1 Route dan Middleware</w:t>
       </w:r>
-      <w:bookmarkEnd w:id="4"/>
+      <w:bookmarkEnd w:id="5"/>
     </w:p>
     <w:tbl>
       <w:tblPr>
@@ -4601,13 +4626,12 @@
     <w:p>
       <w:pPr>
         <w:pStyle w:val="Heading2"/>
-        <w:keepNext/>
       </w:pPr>
-      <w:bookmarkStart w:name="_Toc5" w:id="5"/>
+      <w:bookmarkStart w:name="_Toc6" w:id="6"/>
       <w:r>
         <w:t xml:space="preserve">3.2 Controller</w:t>
       </w:r>
-      <w:bookmarkEnd w:id="5"/>
+      <w:bookmarkEnd w:id="6"/>
     </w:p>
     <w:tbl>
       <w:tblPr>
@@ -7375,13 +7399,12 @@
     <w:p>
       <w:pPr>
         <w:pStyle w:val="Heading2"/>
-        <w:keepNext/>
       </w:pPr>
-      <w:bookmarkStart w:name="_Toc6" w:id="6"/>
+      <w:bookmarkStart w:name="_Toc7" w:id="7"/>
       <w:r>
         <w:t xml:space="preserve">3.3 Form Request (Validasi)</w:t>
       </w:r>
-      <w:bookmarkEnd w:id="6"/>
+      <w:bookmarkEnd w:id="7"/>
     </w:p>
     <w:tbl>
       <w:tblPr>
@@ -8182,13 +8205,12 @@
     <w:p>
       <w:pPr>
         <w:pStyle w:val="Heading2"/>
-        <w:keepNext/>
       </w:pPr>
-      <w:bookmarkStart w:name="_Toc7" w:id="7"/>
+      <w:bookmarkStart w:name="_Toc8" w:id="8"/>
       <w:r>
         <w:t xml:space="preserve">3.4 Model</w:t>
       </w:r>
-      <w:bookmarkEnd w:id="7"/>
+      <w:bookmarkEnd w:id="8"/>
     </w:p>
     <w:tbl>
       <w:tblPr>
@@ -9931,13 +9953,12 @@
     <w:p>
       <w:pPr>
         <w:pStyle w:val="Heading2"/>
-        <w:keepNext/>
       </w:pPr>
-      <w:bookmarkStart w:name="_Toc8" w:id="8"/>
+      <w:bookmarkStart w:name="_Toc9" w:id="9"/>
       <w:r>
         <w:t xml:space="preserve">3.5 Service, Support, dan Exception</w:t>
       </w:r>
-      <w:bookmarkEnd w:id="8"/>
+      <w:bookmarkEnd w:id="9"/>
     </w:p>
     <w:tbl>
       <w:tblPr>
@@ -9952,9 +9973,9 @@
         </w:tblBorders>
       </w:tblPr>
       <w:tblGrid>
-        <w:gridCol w:w="2591"/>
-        <w:gridCol w:w="2186"/>
-        <w:gridCol w:w="4861"/>
+        <w:gridCol w:w="2875"/>
+        <w:gridCol w:w="2098"/>
+        <w:gridCol w:w="4665"/>
       </w:tblGrid>
       <w:tr>
         <w:trPr>
@@ -9962,7 +9983,7 @@
         </w:trPr>
         <w:tc>
           <w:tcPr>
-            <w:tcW w:type="dxa" w:w="2591"/>
+            <w:tcW w:type="dxa" w:w="2875"/>
             <w:tcBorders>
               <w:top w:val="single" w:color="BFBFBF" w:sz="4"/>
               <w:left w:val="single" w:color="BFBFBF" w:sz="4"/>
@@ -9992,7 +10013,7 @@
         </w:tc>
         <w:tc>
           <w:tcPr>
-            <w:tcW w:type="dxa" w:w="2186"/>
+            <w:tcW w:type="dxa" w:w="2098"/>
             <w:tcBorders>
               <w:top w:val="single" w:color="BFBFBF" w:sz="4"/>
               <w:left w:val="single" w:color="BFBFBF" w:sz="4"/>
@@ -10022,7 +10043,7 @@
         </w:tc>
         <w:tc>
           <w:tcPr>
-            <w:tcW w:type="dxa" w:w="4861"/>
+            <w:tcW w:type="dxa" w:w="4665"/>
             <w:tcBorders>
               <w:top w:val="single" w:color="BFBFBF" w:sz="4"/>
               <w:left w:val="single" w:color="BFBFBF" w:sz="4"/>
@@ -10057,7 +10078,7 @@
         </w:trPr>
         <w:tc>
           <w:tcPr>
-            <w:tcW w:type="dxa" w:w="2591"/>
+            <w:tcW w:type="dxa" w:w="2875"/>
             <w:tcBorders>
               <w:top w:val="single" w:color="BFBFBF" w:sz="4"/>
               <w:left w:val="single" w:color="BFBFBF" w:sz="4"/>
@@ -10085,7 +10106,7 @@
         </w:tc>
         <w:tc>
           <w:tcPr>
-            <w:tcW w:type="dxa" w:w="2186"/>
+            <w:tcW w:type="dxa" w:w="2098"/>
             <w:tcBorders>
               <w:top w:val="single" w:color="BFBFBF" w:sz="4"/>
               <w:left w:val="single" w:color="BFBFBF" w:sz="4"/>
@@ -10113,7 +10134,7 @@
         </w:tc>
         <w:tc>
           <w:tcPr>
-            <w:tcW w:type="dxa" w:w="4861"/>
+            <w:tcW w:type="dxa" w:w="4665"/>
             <w:tcBorders>
               <w:top w:val="single" w:color="BFBFBF" w:sz="4"/>
               <w:left w:val="single" w:color="BFBFBF" w:sz="4"/>
@@ -10144,7 +10165,7 @@
         </w:trPr>
         <w:tc>
           <w:tcPr>
-            <w:tcW w:type="dxa" w:w="2591"/>
+            <w:tcW w:type="dxa" w:w="2875"/>
             <w:tcBorders>
               <w:top w:val="single" w:color="BFBFBF" w:sz="4"/>
               <w:left w:val="single" w:color="BFBFBF" w:sz="4"/>
@@ -10172,7 +10193,7 @@
         </w:tc>
         <w:tc>
           <w:tcPr>
-            <w:tcW w:type="dxa" w:w="2186"/>
+            <w:tcW w:type="dxa" w:w="2098"/>
             <w:tcBorders>
               <w:top w:val="single" w:color="BFBFBF" w:sz="4"/>
               <w:left w:val="single" w:color="BFBFBF" w:sz="4"/>
@@ -10200,7 +10221,7 @@
         </w:tc>
         <w:tc>
           <w:tcPr>
-            <w:tcW w:type="dxa" w:w="4861"/>
+            <w:tcW w:type="dxa" w:w="4665"/>
             <w:tcBorders>
               <w:top w:val="single" w:color="BFBFBF" w:sz="4"/>
               <w:left w:val="single" w:color="BFBFBF" w:sz="4"/>
@@ -10240,7 +10261,7 @@
         </w:trPr>
         <w:tc>
           <w:tcPr>
-            <w:tcW w:type="dxa" w:w="2591"/>
+            <w:tcW w:type="dxa" w:w="2875"/>
             <w:tcBorders>
               <w:top w:val="single" w:color="BFBFBF" w:sz="4"/>
               <w:left w:val="single" w:color="BFBFBF" w:sz="4"/>
@@ -10268,7 +10289,7 @@
         </w:tc>
         <w:tc>
           <w:tcPr>
-            <w:tcW w:type="dxa" w:w="2186"/>
+            <w:tcW w:type="dxa" w:w="2098"/>
             <w:tcBorders>
               <w:top w:val="single" w:color="BFBFBF" w:sz="4"/>
               <w:left w:val="single" w:color="BFBFBF" w:sz="4"/>
@@ -10296,7 +10317,7 @@
         </w:tc>
         <w:tc>
           <w:tcPr>
-            <w:tcW w:type="dxa" w:w="4861"/>
+            <w:tcW w:type="dxa" w:w="4665"/>
             <w:tcBorders>
               <w:top w:val="single" w:color="BFBFBF" w:sz="4"/>
               <w:left w:val="single" w:color="BFBFBF" w:sz="4"/>
@@ -10327,7 +10348,7 @@
         </w:trPr>
         <w:tc>
           <w:tcPr>
-            <w:tcW w:type="dxa" w:w="2591"/>
+            <w:tcW w:type="dxa" w:w="2875"/>
             <w:tcBorders>
               <w:top w:val="single" w:color="BFBFBF" w:sz="4"/>
               <w:left w:val="single" w:color="BFBFBF" w:sz="4"/>
@@ -10355,7 +10376,7 @@
         </w:tc>
         <w:tc>
           <w:tcPr>
-            <w:tcW w:type="dxa" w:w="2186"/>
+            <w:tcW w:type="dxa" w:w="2098"/>
             <w:tcBorders>
               <w:top w:val="single" w:color="BFBFBF" w:sz="4"/>
               <w:left w:val="single" w:color="BFBFBF" w:sz="4"/>
@@ -10383,7 +10404,7 @@
         </w:tc>
         <w:tc>
           <w:tcPr>
-            <w:tcW w:type="dxa" w:w="4861"/>
+            <w:tcW w:type="dxa" w:w="4665"/>
             <w:tcBorders>
               <w:top w:val="single" w:color="BFBFBF" w:sz="4"/>
               <w:left w:val="single" w:color="BFBFBF" w:sz="4"/>
@@ -10430,35 +10451,35 @@
         </w:trPr>
         <w:tc>
           <w:tcPr>
-            <w:tcW w:type="dxa" w:w="2591"/>
-            <w:tcBorders>
-              <w:top w:val="single" w:color="BFBFBF" w:sz="4"/>
-              <w:left w:val="single" w:color="BFBFBF" w:sz="4"/>
-              <w:bottom w:val="single" w:color="BFBFBF" w:sz="4"/>
-              <w:right w:val="single" w:color="BFBFBF" w:sz="4"/>
-            </w:tcBorders>
-            <w:tcMar>
-              <w:top w:type="dxa" w:w="60"/>
-              <w:left w:type="dxa" w:w="100"/>
-              <w:bottom w:type="dxa" w:w="60"/>
-              <w:right w:type="dxa" w:w="100"/>
-            </w:tcMar>
-          </w:tcPr>
-          <w:p>
-            <w:r>
-              <w:rPr>
-                <w:rFonts w:ascii="Consolas" w:cs="Consolas" w:eastAsia="Consolas" w:hAnsi="Consolas"/>
-                <w:color w:val="1F4E79"/>
-                <w:sz w:val="17"/>
-                <w:szCs w:val="17"/>
-              </w:rPr>
-              <w:t xml:space="preserve">GambarService.php:22</w:t>
-            </w:r>
-          </w:p>
-        </w:tc>
-        <w:tc>
-          <w:tcPr>
-            <w:tcW w:type="dxa" w:w="2186"/>
+            <w:tcW w:type="dxa" w:w="2875"/>
+            <w:tcBorders>
+              <w:top w:val="single" w:color="BFBFBF" w:sz="4"/>
+              <w:left w:val="single" w:color="BFBFBF" w:sz="4"/>
+              <w:bottom w:val="single" w:color="BFBFBF" w:sz="4"/>
+              <w:right w:val="single" w:color="BFBFBF" w:sz="4"/>
+            </w:tcBorders>
+            <w:tcMar>
+              <w:top w:type="dxa" w:w="60"/>
+              <w:left w:type="dxa" w:w="100"/>
+              <w:bottom w:type="dxa" w:w="60"/>
+              <w:right w:type="dxa" w:w="100"/>
+            </w:tcMar>
+          </w:tcPr>
+          <w:p>
+            <w:r>
+              <w:rPr>
+                <w:rFonts w:ascii="Consolas" w:cs="Consolas" w:eastAsia="Consolas" w:hAnsi="Consolas"/>
+                <w:color w:val="1F4E79"/>
+                <w:sz w:val="17"/>
+                <w:szCs w:val="17"/>
+              </w:rPr>
+              <w:t xml:space="preserve">GambarService.php:24</w:t>
+            </w:r>
+          </w:p>
+        </w:tc>
+        <w:tc>
+          <w:tcPr>
+            <w:tcW w:type="dxa" w:w="2098"/>
             <w:tcBorders>
               <w:top w:val="single" w:color="BFBFBF" w:sz="4"/>
               <w:left w:val="single" w:color="BFBFBF" w:sz="4"/>
@@ -10486,7 +10507,7 @@
         </w:tc>
         <w:tc>
           <w:tcPr>
-            <w:tcW w:type="dxa" w:w="4861"/>
+            <w:tcW w:type="dxa" w:w="4665"/>
             <w:tcBorders>
               <w:top w:val="single" w:color="BFBFBF" w:sz="4"/>
               <w:left w:val="single" w:color="BFBFBF" w:sz="4"/>
@@ -10549,35 +10570,35 @@
         </w:trPr>
         <w:tc>
           <w:tcPr>
-            <w:tcW w:type="dxa" w:w="2591"/>
-            <w:tcBorders>
-              <w:top w:val="single" w:color="BFBFBF" w:sz="4"/>
-              <w:left w:val="single" w:color="BFBFBF" w:sz="4"/>
-              <w:bottom w:val="single" w:color="BFBFBF" w:sz="4"/>
-              <w:right w:val="single" w:color="BFBFBF" w:sz="4"/>
-            </w:tcBorders>
-            <w:tcMar>
-              <w:top w:type="dxa" w:w="60"/>
-              <w:left w:type="dxa" w:w="100"/>
-              <w:bottom w:type="dxa" w:w="60"/>
-              <w:right w:type="dxa" w:w="100"/>
-            </w:tcMar>
-          </w:tcPr>
-          <w:p>
-            <w:r>
-              <w:rPr>
-                <w:rFonts w:ascii="Consolas" w:cs="Consolas" w:eastAsia="Consolas" w:hAnsi="Consolas"/>
-                <w:color w:val="1F4E79"/>
-                <w:sz w:val="17"/>
-                <w:szCs w:val="17"/>
-              </w:rPr>
-              <w:t xml:space="preserve">GambarService.php:30</w:t>
-            </w:r>
-          </w:p>
-        </w:tc>
-        <w:tc>
-          <w:tcPr>
-            <w:tcW w:type="dxa" w:w="2186"/>
+            <w:tcW w:type="dxa" w:w="2875"/>
+            <w:tcBorders>
+              <w:top w:val="single" w:color="BFBFBF" w:sz="4"/>
+              <w:left w:val="single" w:color="BFBFBF" w:sz="4"/>
+              <w:bottom w:val="single" w:color="BFBFBF" w:sz="4"/>
+              <w:right w:val="single" w:color="BFBFBF" w:sz="4"/>
+            </w:tcBorders>
+            <w:tcMar>
+              <w:top w:type="dxa" w:w="60"/>
+              <w:left w:type="dxa" w:w="100"/>
+              <w:bottom w:type="dxa" w:w="60"/>
+              <w:right w:type="dxa" w:w="100"/>
+            </w:tcMar>
+          </w:tcPr>
+          <w:p>
+            <w:r>
+              <w:rPr>
+                <w:rFonts w:ascii="Consolas" w:cs="Consolas" w:eastAsia="Consolas" w:hAnsi="Consolas"/>
+                <w:color w:val="1F4E79"/>
+                <w:sz w:val="17"/>
+                <w:szCs w:val="17"/>
+              </w:rPr>
+              <w:t xml:space="preserve">GambarService.php:35</w:t>
+            </w:r>
+          </w:p>
+        </w:tc>
+        <w:tc>
+          <w:tcPr>
+            <w:tcW w:type="dxa" w:w="2098"/>
             <w:tcBorders>
               <w:top w:val="single" w:color="BFBFBF" w:sz="4"/>
               <w:left w:val="single" w:color="BFBFBF" w:sz="4"/>
@@ -10605,27 +10626,43 @@
         </w:tc>
         <w:tc>
           <w:tcPr>
-            <w:tcW w:type="dxa" w:w="4861"/>
-            <w:tcBorders>
-              <w:top w:val="single" w:color="BFBFBF" w:sz="4"/>
-              <w:left w:val="single" w:color="BFBFBF" w:sz="4"/>
-              <w:bottom w:val="single" w:color="BFBFBF" w:sz="4"/>
-              <w:right w:val="single" w:color="BFBFBF" w:sz="4"/>
-            </w:tcBorders>
-            <w:tcMar>
-              <w:top w:type="dxa" w:w="60"/>
-              <w:left w:type="dxa" w:w="100"/>
-              <w:bottom w:type="dxa" w:w="60"/>
-              <w:right w:type="dxa" w:w="100"/>
-            </w:tcMar>
-          </w:tcPr>
-          <w:p>
-            <w:r>
-              <w:rPr>
-                <w:sz w:val="19"/>
-                <w:szCs w:val="19"/>
-              </w:rPr>
-              <w:t xml:space="preserve">Simpan file dengan nama acak, kembalikan path-nya</w:t>
+            <w:tcW w:type="dxa" w:w="4665"/>
+            <w:tcBorders>
+              <w:top w:val="single" w:color="BFBFBF" w:sz="4"/>
+              <w:left w:val="single" w:color="BFBFBF" w:sz="4"/>
+              <w:bottom w:val="single" w:color="BFBFBF" w:sz="4"/>
+              <w:right w:val="single" w:color="BFBFBF" w:sz="4"/>
+            </w:tcBorders>
+            <w:tcMar>
+              <w:top w:type="dxa" w:w="60"/>
+              <w:left w:type="dxa" w:w="100"/>
+              <w:bottom w:type="dxa" w:w="60"/>
+              <w:right w:type="dxa" w:w="100"/>
+            </w:tcMar>
+          </w:tcPr>
+          <w:p>
+            <w:r>
+              <w:rPr>
+                <w:sz w:val="19"/>
+                <w:szCs w:val="19"/>
+              </w:rPr>
+              <w:t xml:space="preserve">Simpan file dengan nama acak, kembalikan path-nya; bila gagal lempar </w:t>
+            </w:r>
+            <w:r>
+              <w:rPr>
+                <w:rFonts w:ascii="Consolas" w:cs="Consolas" w:eastAsia="Consolas" w:hAnsi="Consolas"/>
+                <w:color w:val="1F4E79"/>
+                <w:sz w:val="17"/>
+                <w:szCs w:val="17"/>
+              </w:rPr>
+              <w:t xml:space="preserve">GambarGagalDisimpanException</w:t>
+            </w:r>
+            <w:r>
+              <w:rPr>
+                <w:sz w:val="19"/>
+                <w:szCs w:val="19"/>
+              </w:rPr>
+              <w:t xml:space="preserve"> dan catat penyebabnya ke log</w:t>
             </w:r>
           </w:p>
         </w:tc>
@@ -10636,35 +10673,35 @@
         </w:trPr>
         <w:tc>
           <w:tcPr>
-            <w:tcW w:type="dxa" w:w="2591"/>
-            <w:tcBorders>
-              <w:top w:val="single" w:color="BFBFBF" w:sz="4"/>
-              <w:left w:val="single" w:color="BFBFBF" w:sz="4"/>
-              <w:bottom w:val="single" w:color="BFBFBF" w:sz="4"/>
-              <w:right w:val="single" w:color="BFBFBF" w:sz="4"/>
-            </w:tcBorders>
-            <w:tcMar>
-              <w:top w:type="dxa" w:w="60"/>
-              <w:left w:type="dxa" w:w="100"/>
-              <w:bottom w:type="dxa" w:w="60"/>
-              <w:right w:type="dxa" w:w="100"/>
-            </w:tcMar>
-          </w:tcPr>
-          <w:p>
-            <w:r>
-              <w:rPr>
-                <w:rFonts w:ascii="Consolas" w:cs="Consolas" w:eastAsia="Consolas" w:hAnsi="Consolas"/>
-                <w:color w:val="1F4E79"/>
-                <w:sz w:val="17"/>
-                <w:szCs w:val="17"/>
-              </w:rPr>
-              <w:t xml:space="preserve">GambarService.php:38</w:t>
-            </w:r>
-          </w:p>
-        </w:tc>
-        <w:tc>
-          <w:tcPr>
-            <w:tcW w:type="dxa" w:w="2186"/>
+            <w:tcW w:type="dxa" w:w="2875"/>
+            <w:tcBorders>
+              <w:top w:val="single" w:color="BFBFBF" w:sz="4"/>
+              <w:left w:val="single" w:color="BFBFBF" w:sz="4"/>
+              <w:bottom w:val="single" w:color="BFBFBF" w:sz="4"/>
+              <w:right w:val="single" w:color="BFBFBF" w:sz="4"/>
+            </w:tcBorders>
+            <w:tcMar>
+              <w:top w:type="dxa" w:w="60"/>
+              <w:left w:type="dxa" w:w="100"/>
+              <w:bottom w:type="dxa" w:w="60"/>
+              <w:right w:type="dxa" w:w="100"/>
+            </w:tcMar>
+          </w:tcPr>
+          <w:p>
+            <w:r>
+              <w:rPr>
+                <w:rFonts w:ascii="Consolas" w:cs="Consolas" w:eastAsia="Consolas" w:hAnsi="Consolas"/>
+                <w:color w:val="1F4E79"/>
+                <w:sz w:val="17"/>
+                <w:szCs w:val="17"/>
+              </w:rPr>
+              <w:t xml:space="preserve">GambarService.php:55</w:t>
+            </w:r>
+          </w:p>
+        </w:tc>
+        <w:tc>
+          <w:tcPr>
+            <w:tcW w:type="dxa" w:w="2098"/>
             <w:tcBorders>
               <w:top w:val="single" w:color="BFBFBF" w:sz="4"/>
               <w:left w:val="single" w:color="BFBFBF" w:sz="4"/>
@@ -10692,7 +10729,7 @@
         </w:tc>
         <w:tc>
           <w:tcPr>
-            <w:tcW w:type="dxa" w:w="4861"/>
+            <w:tcW w:type="dxa" w:w="4665"/>
             <w:tcBorders>
               <w:top w:val="single" w:color="BFBFBF" w:sz="4"/>
               <w:left w:val="single" w:color="BFBFBF" w:sz="4"/>
@@ -10723,35 +10760,35 @@
         </w:trPr>
         <w:tc>
           <w:tcPr>
-            <w:tcW w:type="dxa" w:w="2591"/>
-            <w:tcBorders>
-              <w:top w:val="single" w:color="BFBFBF" w:sz="4"/>
-              <w:left w:val="single" w:color="BFBFBF" w:sz="4"/>
-              <w:bottom w:val="single" w:color="BFBFBF" w:sz="4"/>
-              <w:right w:val="single" w:color="BFBFBF" w:sz="4"/>
-            </w:tcBorders>
-            <w:tcMar>
-              <w:top w:type="dxa" w:w="60"/>
-              <w:left w:type="dxa" w:w="100"/>
-              <w:bottom w:type="dxa" w:w="60"/>
-              <w:right w:type="dxa" w:w="100"/>
-            </w:tcMar>
-          </w:tcPr>
-          <w:p>
-            <w:r>
-              <w:rPr>
-                <w:rFonts w:ascii="Consolas" w:cs="Consolas" w:eastAsia="Consolas" w:hAnsi="Consolas"/>
-                <w:color w:val="1F4E79"/>
-                <w:sz w:val="17"/>
-                <w:szCs w:val="17"/>
-              </w:rPr>
-              <w:t xml:space="preserve">GambarService.php:50</w:t>
-            </w:r>
-          </w:p>
-        </w:tc>
-        <w:tc>
-          <w:tcPr>
-            <w:tcW w:type="dxa" w:w="2186"/>
+            <w:tcW w:type="dxa" w:w="2875"/>
+            <w:tcBorders>
+              <w:top w:val="single" w:color="BFBFBF" w:sz="4"/>
+              <w:left w:val="single" w:color="BFBFBF" w:sz="4"/>
+              <w:bottom w:val="single" w:color="BFBFBF" w:sz="4"/>
+              <w:right w:val="single" w:color="BFBFBF" w:sz="4"/>
+            </w:tcBorders>
+            <w:tcMar>
+              <w:top w:type="dxa" w:w="60"/>
+              <w:left w:type="dxa" w:w="100"/>
+              <w:bottom w:type="dxa" w:w="60"/>
+              <w:right w:type="dxa" w:w="100"/>
+            </w:tcMar>
+          </w:tcPr>
+          <w:p>
+            <w:r>
+              <w:rPr>
+                <w:rFonts w:ascii="Consolas" w:cs="Consolas" w:eastAsia="Consolas" w:hAnsi="Consolas"/>
+                <w:color w:val="1F4E79"/>
+                <w:sz w:val="17"/>
+                <w:szCs w:val="17"/>
+              </w:rPr>
+              <w:t xml:space="preserve">GambarService.php:67</w:t>
+            </w:r>
+          </w:p>
+        </w:tc>
+        <w:tc>
+          <w:tcPr>
+            <w:tcW w:type="dxa" w:w="2098"/>
             <w:tcBorders>
               <w:top w:val="single" w:color="BFBFBF" w:sz="4"/>
               <w:left w:val="single" w:color="BFBFBF" w:sz="4"/>
@@ -10779,27 +10816,27 @@
         </w:tc>
         <w:tc>
           <w:tcPr>
-            <w:tcW w:type="dxa" w:w="4861"/>
-            <w:tcBorders>
-              <w:top w:val="single" w:color="BFBFBF" w:sz="4"/>
-              <w:left w:val="single" w:color="BFBFBF" w:sz="4"/>
-              <w:bottom w:val="single" w:color="BFBFBF" w:sz="4"/>
-              <w:right w:val="single" w:color="BFBFBF" w:sz="4"/>
-            </w:tcBorders>
-            <w:tcMar>
-              <w:top w:type="dxa" w:w="60"/>
-              <w:left w:type="dxa" w:w="100"/>
-              <w:bottom w:type="dxa" w:w="60"/>
-              <w:right w:type="dxa" w:w="100"/>
-            </w:tcMar>
-          </w:tcPr>
-          <w:p>
-            <w:r>
-              <w:rPr>
-                <w:sz w:val="19"/>
-                <w:szCs w:val="19"/>
-              </w:rPr>
-              <w:t xml:space="preserve">Hapus file bila ada</w:t>
+            <w:tcW w:type="dxa" w:w="4665"/>
+            <w:tcBorders>
+              <w:top w:val="single" w:color="BFBFBF" w:sz="4"/>
+              <w:left w:val="single" w:color="BFBFBF" w:sz="4"/>
+              <w:bottom w:val="single" w:color="BFBFBF" w:sz="4"/>
+              <w:right w:val="single" w:color="BFBFBF" w:sz="4"/>
+            </w:tcBorders>
+            <w:tcMar>
+              <w:top w:type="dxa" w:w="60"/>
+              <w:left w:type="dxa" w:w="100"/>
+              <w:bottom w:type="dxa" w:w="60"/>
+              <w:right w:type="dxa" w:w="100"/>
+            </w:tcMar>
+          </w:tcPr>
+          <w:p>
+            <w:r>
+              <w:rPr>
+                <w:sz w:val="19"/>
+                <w:szCs w:val="19"/>
+              </w:rPr>
+              <w:t xml:space="preserve">Hapus file bila ada; gagal menghapus hanya dicatat di log</w:t>
             </w:r>
           </w:p>
         </w:tc>
@@ -10810,35 +10847,35 @@
         </w:trPr>
         <w:tc>
           <w:tcPr>
-            <w:tcW w:type="dxa" w:w="2591"/>
-            <w:tcBorders>
-              <w:top w:val="single" w:color="BFBFBF" w:sz="4"/>
-              <w:left w:val="single" w:color="BFBFBF" w:sz="4"/>
-              <w:bottom w:val="single" w:color="BFBFBF" w:sz="4"/>
-              <w:right w:val="single" w:color="BFBFBF" w:sz="4"/>
-            </w:tcBorders>
-            <w:tcMar>
-              <w:top w:type="dxa" w:w="60"/>
-              <w:left w:type="dxa" w:w="100"/>
-              <w:bottom w:type="dxa" w:w="60"/>
-              <w:right w:type="dxa" w:w="100"/>
-            </w:tcMar>
-          </w:tcPr>
-          <w:p>
-            <w:r>
-              <w:rPr>
-                <w:rFonts w:ascii="Consolas" w:cs="Consolas" w:eastAsia="Consolas" w:hAnsi="Consolas"/>
-                <w:color w:val="1F4E79"/>
-                <w:sz w:val="17"/>
-                <w:szCs w:val="17"/>
-              </w:rPr>
-              <w:t xml:space="preserve">GambarService.php:60</w:t>
-            </w:r>
-          </w:p>
-        </w:tc>
-        <w:tc>
-          <w:tcPr>
-            <w:tcW w:type="dxa" w:w="2186"/>
+            <w:tcW w:type="dxa" w:w="2875"/>
+            <w:tcBorders>
+              <w:top w:val="single" w:color="BFBFBF" w:sz="4"/>
+              <w:left w:val="single" w:color="BFBFBF" w:sz="4"/>
+              <w:bottom w:val="single" w:color="BFBFBF" w:sz="4"/>
+              <w:right w:val="single" w:color="BFBFBF" w:sz="4"/>
+            </w:tcBorders>
+            <w:tcMar>
+              <w:top w:type="dxa" w:w="60"/>
+              <w:left w:type="dxa" w:w="100"/>
+              <w:bottom w:type="dxa" w:w="60"/>
+              <w:right w:type="dxa" w:w="100"/>
+            </w:tcMar>
+          </w:tcPr>
+          <w:p>
+            <w:r>
+              <w:rPr>
+                <w:rFonts w:ascii="Consolas" w:cs="Consolas" w:eastAsia="Consolas" w:hAnsi="Consolas"/>
+                <w:color w:val="1F4E79"/>
+                <w:sz w:val="17"/>
+                <w:szCs w:val="17"/>
+              </w:rPr>
+              <w:t xml:space="preserve">GambarService.php:84</w:t>
+            </w:r>
+          </w:p>
+        </w:tc>
+        <w:tc>
+          <w:tcPr>
+            <w:tcW w:type="dxa" w:w="2098"/>
             <w:tcBorders>
               <w:top w:val="single" w:color="BFBFBF" w:sz="4"/>
               <w:left w:val="single" w:color="BFBFBF" w:sz="4"/>
@@ -10866,7 +10903,7 @@
         </w:tc>
         <w:tc>
           <w:tcPr>
-            <w:tcW w:type="dxa" w:w="4861"/>
+            <w:tcW w:type="dxa" w:w="4665"/>
             <w:tcBorders>
               <w:top w:val="single" w:color="BFBFBF" w:sz="4"/>
               <w:left w:val="single" w:color="BFBFBF" w:sz="4"/>
@@ -10906,7 +10943,7 @@
         </w:trPr>
         <w:tc>
           <w:tcPr>
-            <w:tcW w:type="dxa" w:w="2591"/>
+            <w:tcW w:type="dxa" w:w="2875"/>
             <w:tcBorders>
               <w:top w:val="single" w:color="BFBFBF" w:sz="4"/>
               <w:left w:val="single" w:color="BFBFBF" w:sz="4"/>
@@ -10934,7 +10971,7 @@
         </w:tc>
         <w:tc>
           <w:tcPr>
-            <w:tcW w:type="dxa" w:w="2186"/>
+            <w:tcW w:type="dxa" w:w="2098"/>
             <w:tcBorders>
               <w:top w:val="single" w:color="BFBFBF" w:sz="4"/>
               <w:left w:val="single" w:color="BFBFBF" w:sz="4"/>
@@ -10962,7 +10999,7 @@
         </w:tc>
         <w:tc>
           <w:tcPr>
-            <w:tcW w:type="dxa" w:w="4861"/>
+            <w:tcW w:type="dxa" w:w="4665"/>
             <w:tcBorders>
               <w:top w:val="single" w:color="BFBFBF" w:sz="4"/>
               <w:left w:val="single" w:color="BFBFBF" w:sz="4"/>
@@ -11050,7 +11087,7 @@
         </w:trPr>
         <w:tc>
           <w:tcPr>
-            <w:tcW w:type="dxa" w:w="2591"/>
+            <w:tcW w:type="dxa" w:w="2875"/>
             <w:tcBorders>
               <w:top w:val="single" w:color="BFBFBF" w:sz="4"/>
               <w:left w:val="single" w:color="BFBFBF" w:sz="4"/>
@@ -11078,7 +11115,7 @@
         </w:tc>
         <w:tc>
           <w:tcPr>
-            <w:tcW w:type="dxa" w:w="2186"/>
+            <w:tcW w:type="dxa" w:w="2098"/>
             <w:tcBorders>
               <w:top w:val="single" w:color="BFBFBF" w:sz="4"/>
               <w:left w:val="single" w:color="BFBFBF" w:sz="4"/>
@@ -11106,7 +11143,7 @@
         </w:tc>
         <w:tc>
           <w:tcPr>
-            <w:tcW w:type="dxa" w:w="4861"/>
+            <w:tcW w:type="dxa" w:w="4665"/>
             <w:tcBorders>
               <w:top w:val="single" w:color="BFBFBF" w:sz="4"/>
               <w:left w:val="single" w:color="BFBFBF" w:sz="4"/>
@@ -11137,7 +11174,7 @@
         </w:trPr>
         <w:tc>
           <w:tcPr>
-            <w:tcW w:type="dxa" w:w="2591"/>
+            <w:tcW w:type="dxa" w:w="2875"/>
             <w:tcBorders>
               <w:top w:val="single" w:color="BFBFBF" w:sz="4"/>
               <w:left w:val="single" w:color="BFBFBF" w:sz="4"/>
@@ -11165,7 +11202,7 @@
         </w:tc>
         <w:tc>
           <w:tcPr>
-            <w:tcW w:type="dxa" w:w="2186"/>
+            <w:tcW w:type="dxa" w:w="2098"/>
             <w:tcBorders>
               <w:top w:val="single" w:color="BFBFBF" w:sz="4"/>
               <w:left w:val="single" w:color="BFBFBF" w:sz="4"/>
@@ -11193,7 +11230,7 @@
         </w:tc>
         <w:tc>
           <w:tcPr>
-            <w:tcW w:type="dxa" w:w="4861"/>
+            <w:tcW w:type="dxa" w:w="4665"/>
             <w:tcBorders>
               <w:top w:val="single" w:color="BFBFBF" w:sz="4"/>
               <w:left w:val="single" w:color="BFBFBF" w:sz="4"/>
@@ -11224,35 +11261,35 @@
         </w:trPr>
         <w:tc>
           <w:tcPr>
-            <w:tcW w:type="dxa" w:w="2591"/>
-            <w:tcBorders>
-              <w:top w:val="single" w:color="BFBFBF" w:sz="4"/>
-              <w:left w:val="single" w:color="BFBFBF" w:sz="4"/>
-              <w:bottom w:val="single" w:color="BFBFBF" w:sz="4"/>
-              <w:right w:val="single" w:color="BFBFBF" w:sz="4"/>
-            </w:tcBorders>
-            <w:tcMar>
-              <w:top w:type="dxa" w:w="60"/>
-              <w:left w:type="dxa" w:w="100"/>
-              <w:bottom w:type="dxa" w:w="60"/>
-              <w:right w:type="dxa" w:w="100"/>
-            </w:tcMar>
-          </w:tcPr>
-          <w:p>
-            <w:r>
-              <w:rPr>
-                <w:rFonts w:ascii="Consolas" w:cs="Consolas" w:eastAsia="Consolas" w:hAnsi="Consolas"/>
-                <w:color w:val="1F4E79"/>
-                <w:sz w:val="17"/>
-                <w:szCs w:val="17"/>
-              </w:rPr>
-              <w:t xml:space="preserve">StokTidakCukupException.php:13</w:t>
-            </w:r>
-          </w:p>
-        </w:tc>
-        <w:tc>
-          <w:tcPr>
-            <w:tcW w:type="dxa" w:w="2186"/>
+            <w:tcW w:type="dxa" w:w="2875"/>
+            <w:tcBorders>
+              <w:top w:val="single" w:color="BFBFBF" w:sz="4"/>
+              <w:left w:val="single" w:color="BFBFBF" w:sz="4"/>
+              <w:bottom w:val="single" w:color="BFBFBF" w:sz="4"/>
+              <w:right w:val="single" w:color="BFBFBF" w:sz="4"/>
+            </w:tcBorders>
+            <w:tcMar>
+              <w:top w:type="dxa" w:w="60"/>
+              <w:left w:type="dxa" w:w="100"/>
+              <w:bottom w:type="dxa" w:w="60"/>
+              <w:right w:type="dxa" w:w="100"/>
+            </w:tcMar>
+          </w:tcPr>
+          <w:p>
+            <w:r>
+              <w:rPr>
+                <w:rFonts w:ascii="Consolas" w:cs="Consolas" w:eastAsia="Consolas" w:hAnsi="Consolas"/>
+                <w:color w:val="1F4E79"/>
+                <w:sz w:val="17"/>
+                <w:szCs w:val="17"/>
+              </w:rPr>
+              <w:t xml:space="preserve">GambarGagalDisimpanException.php:15</w:t>
+            </w:r>
+          </w:p>
+        </w:tc>
+        <w:tc>
+          <w:tcPr>
+            <w:tcW w:type="dxa" w:w="2098"/>
             <w:tcBorders>
               <w:top w:val="single" w:color="BFBFBF" w:sz="4"/>
               <w:left w:val="single" w:color="BFBFBF" w:sz="4"/>
@@ -11280,27 +11317,27 @@
         </w:tc>
         <w:tc>
           <w:tcPr>
-            <w:tcW w:type="dxa" w:w="4861"/>
-            <w:tcBorders>
-              <w:top w:val="single" w:color="BFBFBF" w:sz="4"/>
-              <w:left w:val="single" w:color="BFBFBF" w:sz="4"/>
-              <w:bottom w:val="single" w:color="BFBFBF" w:sz="4"/>
-              <w:right w:val="single" w:color="BFBFBF" w:sz="4"/>
-            </w:tcBorders>
-            <w:tcMar>
-              <w:top w:type="dxa" w:w="60"/>
-              <w:left w:type="dxa" w:w="100"/>
-              <w:bottom w:type="dxa" w:w="60"/>
-              <w:right w:type="dxa" w:w="100"/>
-            </w:tcMar>
-          </w:tcPr>
-          <w:p>
-            <w:r>
-              <w:rPr>
-                <w:sz w:val="19"/>
-                <w:szCs w:val="19"/>
-              </w:rPr>
-              <w:t xml:space="preserve">Menyusun pesan "Stok X tidak mencukupi..."</w:t>
+            <w:tcW w:type="dxa" w:w="4665"/>
+            <w:tcBorders>
+              <w:top w:val="single" w:color="BFBFBF" w:sz="4"/>
+              <w:left w:val="single" w:color="BFBFBF" w:sz="4"/>
+              <w:bottom w:val="single" w:color="BFBFBF" w:sz="4"/>
+              <w:right w:val="single" w:color="BFBFBF" w:sz="4"/>
+            </w:tcBorders>
+            <w:tcMar>
+              <w:top w:type="dxa" w:w="60"/>
+              <w:left w:type="dxa" w:w="100"/>
+              <w:bottom w:type="dxa" w:w="60"/>
+              <w:right w:type="dxa" w:w="100"/>
+            </w:tcMar>
+          </w:tcPr>
+          <w:p>
+            <w:r>
+              <w:rPr>
+                <w:sz w:val="19"/>
+                <w:szCs w:val="19"/>
+              </w:rPr>
+              <w:t xml:space="preserve">Pesan "Gambar gagal disimpan ke penyimpanan…"</w:t>
             </w:r>
           </w:p>
         </w:tc>
@@ -11311,99 +11348,83 @@
         </w:trPr>
         <w:tc>
           <w:tcPr>
-            <w:tcW w:type="dxa" w:w="2591"/>
-            <w:tcBorders>
-              <w:top w:val="single" w:color="BFBFBF" w:sz="4"/>
-              <w:left w:val="single" w:color="BFBFBF" w:sz="4"/>
-              <w:bottom w:val="single" w:color="BFBFBF" w:sz="4"/>
-              <w:right w:val="single" w:color="BFBFBF" w:sz="4"/>
-            </w:tcBorders>
-            <w:tcMar>
-              <w:top w:type="dxa" w:w="60"/>
-              <w:left w:type="dxa" w:w="100"/>
-              <w:bottom w:type="dxa" w:w="60"/>
-              <w:right w:type="dxa" w:w="100"/>
-            </w:tcMar>
-          </w:tcPr>
-          <w:p>
-            <w:r>
-              <w:rPr>
-                <w:rFonts w:ascii="Consolas" w:cs="Consolas" w:eastAsia="Consolas" w:hAnsi="Consolas"/>
-                <w:color w:val="1F4E79"/>
-                <w:sz w:val="17"/>
-                <w:szCs w:val="17"/>
-              </w:rPr>
-              <w:t xml:space="preserve">AppServiceProvider.php:18</w:t>
-            </w:r>
-          </w:p>
-        </w:tc>
-        <w:tc>
-          <w:tcPr>
-            <w:tcW w:type="dxa" w:w="2186"/>
-            <w:tcBorders>
-              <w:top w:val="single" w:color="BFBFBF" w:sz="4"/>
-              <w:left w:val="single" w:color="BFBFBF" w:sz="4"/>
-              <w:bottom w:val="single" w:color="BFBFBF" w:sz="4"/>
-              <w:right w:val="single" w:color="BFBFBF" w:sz="4"/>
-            </w:tcBorders>
-            <w:tcMar>
-              <w:top w:type="dxa" w:w="60"/>
-              <w:left w:type="dxa" w:w="100"/>
-              <w:bottom w:type="dxa" w:w="60"/>
-              <w:right w:type="dxa" w:w="100"/>
-            </w:tcMar>
-          </w:tcPr>
-          <w:p>
-            <w:r>
-              <w:rPr>
-                <w:rFonts w:ascii="Consolas" w:cs="Consolas" w:eastAsia="Consolas" w:hAnsi="Consolas"/>
-                <w:color w:val="1F4E79"/>
-                <w:sz w:val="17"/>
-                <w:szCs w:val="17"/>
-              </w:rPr>
-              <w:t xml:space="preserve">boot()</w:t>
-            </w:r>
-          </w:p>
-        </w:tc>
-        <w:tc>
-          <w:tcPr>
-            <w:tcW w:type="dxa" w:w="4861"/>
-            <w:tcBorders>
-              <w:top w:val="single" w:color="BFBFBF" w:sz="4"/>
-              <w:left w:val="single" w:color="BFBFBF" w:sz="4"/>
-              <w:bottom w:val="single" w:color="BFBFBF" w:sz="4"/>
-              <w:right w:val="single" w:color="BFBFBF" w:sz="4"/>
-            </w:tcBorders>
-            <w:tcMar>
-              <w:top w:type="dxa" w:w="60"/>
-              <w:left w:type="dxa" w:w="100"/>
-              <w:bottom w:type="dxa" w:w="60"/>
-              <w:right w:type="dxa" w:w="100"/>
-            </w:tcMar>
-          </w:tcPr>
-          <w:p>
-            <w:r>
-              <w:rPr>
-                <w:sz w:val="19"/>
-                <w:szCs w:val="19"/>
-              </w:rPr>
-              <w:t xml:space="preserve">Paksa https di produksi, pakai tampilan pagination Indonesia, hitung jumlah Pending untuk sidebar (</w:t>
-            </w:r>
-            <w:r>
-              <w:rPr>
-                <w:rFonts w:ascii="Consolas" w:cs="Consolas" w:eastAsia="Consolas" w:hAnsi="Consolas"/>
-                <w:color w:val="1F4E79"/>
-                <w:sz w:val="17"/>
-                <w:szCs w:val="17"/>
-              </w:rPr>
-              <w:t xml:space="preserve">View::composer</w:t>
-            </w:r>
-            <w:r>
-              <w:rPr>
-                <w:sz w:val="19"/>
-                <w:szCs w:val="19"/>
-              </w:rPr>
-              <w:t xml:space="preserve">)</w:t>
+            <w:tcW w:type="dxa" w:w="2875"/>
+            <w:tcBorders>
+              <w:top w:val="single" w:color="BFBFBF" w:sz="4"/>
+              <w:left w:val="single" w:color="BFBFBF" w:sz="4"/>
+              <w:bottom w:val="single" w:color="BFBFBF" w:sz="4"/>
+              <w:right w:val="single" w:color="BFBFBF" w:sz="4"/>
+            </w:tcBorders>
+            <w:tcMar>
+              <w:top w:type="dxa" w:w="60"/>
+              <w:left w:type="dxa" w:w="100"/>
+              <w:bottom w:type="dxa" w:w="60"/>
+              <w:right w:type="dxa" w:w="100"/>
+            </w:tcMar>
+          </w:tcPr>
+          <w:p>
+            <w:r>
+              <w:rPr>
+                <w:rFonts w:ascii="Consolas" w:cs="Consolas" w:eastAsia="Consolas" w:hAnsi="Consolas"/>
+                <w:color w:val="1F4E79"/>
+                <w:sz w:val="17"/>
+                <w:szCs w:val="17"/>
+              </w:rPr>
+              <w:t xml:space="preserve">StokTidakCukupException.php:13</w:t>
+            </w:r>
+          </w:p>
+        </w:tc>
+        <w:tc>
+          <w:tcPr>
+            <w:tcW w:type="dxa" w:w="2098"/>
+            <w:tcBorders>
+              <w:top w:val="single" w:color="BFBFBF" w:sz="4"/>
+              <w:left w:val="single" w:color="BFBFBF" w:sz="4"/>
+              <w:bottom w:val="single" w:color="BFBFBF" w:sz="4"/>
+              <w:right w:val="single" w:color="BFBFBF" w:sz="4"/>
+            </w:tcBorders>
+            <w:tcMar>
+              <w:top w:type="dxa" w:w="60"/>
+              <w:left w:type="dxa" w:w="100"/>
+              <w:bottom w:type="dxa" w:w="60"/>
+              <w:right w:type="dxa" w:w="100"/>
+            </w:tcMar>
+          </w:tcPr>
+          <w:p>
+            <w:r>
+              <w:rPr>
+                <w:rFonts w:ascii="Consolas" w:cs="Consolas" w:eastAsia="Consolas" w:hAnsi="Consolas"/>
+                <w:color w:val="1F4E79"/>
+                <w:sz w:val="17"/>
+                <w:szCs w:val="17"/>
+              </w:rPr>
+              <w:t xml:space="preserve">__construct()</w:t>
+            </w:r>
+          </w:p>
+        </w:tc>
+        <w:tc>
+          <w:tcPr>
+            <w:tcW w:type="dxa" w:w="4665"/>
+            <w:tcBorders>
+              <w:top w:val="single" w:color="BFBFBF" w:sz="4"/>
+              <w:left w:val="single" w:color="BFBFBF" w:sz="4"/>
+              <w:bottom w:val="single" w:color="BFBFBF" w:sz="4"/>
+              <w:right w:val="single" w:color="BFBFBF" w:sz="4"/>
+            </w:tcBorders>
+            <w:tcMar>
+              <w:top w:type="dxa" w:w="60"/>
+              <w:left w:type="dxa" w:w="100"/>
+              <w:bottom w:type="dxa" w:w="60"/>
+              <w:right w:type="dxa" w:w="100"/>
+            </w:tcMar>
+          </w:tcPr>
+          <w:p>
+            <w:r>
+              <w:rPr>
+                <w:sz w:val="19"/>
+                <w:szCs w:val="19"/>
+              </w:rPr>
+              <w:t xml:space="preserve">Menyusun pesan "Stok X tidak mencukupi..."</w:t>
             </w:r>
           </w:p>
         </w:tc>
@@ -11414,7 +11435,110 @@
         </w:trPr>
         <w:tc>
           <w:tcPr>
-            <w:tcW w:type="dxa" w:w="2591"/>
+            <w:tcW w:type="dxa" w:w="2875"/>
+            <w:tcBorders>
+              <w:top w:val="single" w:color="BFBFBF" w:sz="4"/>
+              <w:left w:val="single" w:color="BFBFBF" w:sz="4"/>
+              <w:bottom w:val="single" w:color="BFBFBF" w:sz="4"/>
+              <w:right w:val="single" w:color="BFBFBF" w:sz="4"/>
+            </w:tcBorders>
+            <w:tcMar>
+              <w:top w:type="dxa" w:w="60"/>
+              <w:left w:type="dxa" w:w="100"/>
+              <w:bottom w:type="dxa" w:w="60"/>
+              <w:right w:type="dxa" w:w="100"/>
+            </w:tcMar>
+          </w:tcPr>
+          <w:p>
+            <w:r>
+              <w:rPr>
+                <w:rFonts w:ascii="Consolas" w:cs="Consolas" w:eastAsia="Consolas" w:hAnsi="Consolas"/>
+                <w:color w:val="1F4E79"/>
+                <w:sz w:val="17"/>
+                <w:szCs w:val="17"/>
+              </w:rPr>
+              <w:t xml:space="preserve">AppServiceProvider.php:18</w:t>
+            </w:r>
+          </w:p>
+        </w:tc>
+        <w:tc>
+          <w:tcPr>
+            <w:tcW w:type="dxa" w:w="2098"/>
+            <w:tcBorders>
+              <w:top w:val="single" w:color="BFBFBF" w:sz="4"/>
+              <w:left w:val="single" w:color="BFBFBF" w:sz="4"/>
+              <w:bottom w:val="single" w:color="BFBFBF" w:sz="4"/>
+              <w:right w:val="single" w:color="BFBFBF" w:sz="4"/>
+            </w:tcBorders>
+            <w:tcMar>
+              <w:top w:type="dxa" w:w="60"/>
+              <w:left w:type="dxa" w:w="100"/>
+              <w:bottom w:type="dxa" w:w="60"/>
+              <w:right w:type="dxa" w:w="100"/>
+            </w:tcMar>
+          </w:tcPr>
+          <w:p>
+            <w:r>
+              <w:rPr>
+                <w:rFonts w:ascii="Consolas" w:cs="Consolas" w:eastAsia="Consolas" w:hAnsi="Consolas"/>
+                <w:color w:val="1F4E79"/>
+                <w:sz w:val="17"/>
+                <w:szCs w:val="17"/>
+              </w:rPr>
+              <w:t xml:space="preserve">boot()</w:t>
+            </w:r>
+          </w:p>
+        </w:tc>
+        <w:tc>
+          <w:tcPr>
+            <w:tcW w:type="dxa" w:w="4665"/>
+            <w:tcBorders>
+              <w:top w:val="single" w:color="BFBFBF" w:sz="4"/>
+              <w:left w:val="single" w:color="BFBFBF" w:sz="4"/>
+              <w:bottom w:val="single" w:color="BFBFBF" w:sz="4"/>
+              <w:right w:val="single" w:color="BFBFBF" w:sz="4"/>
+            </w:tcBorders>
+            <w:tcMar>
+              <w:top w:type="dxa" w:w="60"/>
+              <w:left w:type="dxa" w:w="100"/>
+              <w:bottom w:type="dxa" w:w="60"/>
+              <w:right w:type="dxa" w:w="100"/>
+            </w:tcMar>
+          </w:tcPr>
+          <w:p>
+            <w:r>
+              <w:rPr>
+                <w:sz w:val="19"/>
+                <w:szCs w:val="19"/>
+              </w:rPr>
+              <w:t xml:space="preserve">Paksa https di produksi, pakai tampilan pagination Indonesia, hitung jumlah Pending untuk sidebar (</w:t>
+            </w:r>
+            <w:r>
+              <w:rPr>
+                <w:rFonts w:ascii="Consolas" w:cs="Consolas" w:eastAsia="Consolas" w:hAnsi="Consolas"/>
+                <w:color w:val="1F4E79"/>
+                <w:sz w:val="17"/>
+                <w:szCs w:val="17"/>
+              </w:rPr>
+              <w:t xml:space="preserve">View::composer</w:t>
+            </w:r>
+            <w:r>
+              <w:rPr>
+                <w:sz w:val="19"/>
+                <w:szCs w:val="19"/>
+              </w:rPr>
+              <w:t xml:space="preserve">)</w:t>
+            </w:r>
+          </w:p>
+        </w:tc>
+      </w:tr>
+      <w:tr>
+        <w:trPr>
+          <w:tblHeader w:val="off"/>
+        </w:trPr>
+        <w:tc>
+          <w:tcPr>
+            <w:tcW w:type="dxa" w:w="2875"/>
             <w:tcBorders>
               <w:top w:val="single" w:color="BFBFBF" w:sz="4"/>
               <w:left w:val="single" w:color="BFBFBF" w:sz="4"/>
@@ -11442,7 +11566,7 @@
         </w:tc>
         <w:tc>
           <w:tcPr>
-            <w:tcW w:type="dxa" w:w="2186"/>
+            <w:tcW w:type="dxa" w:w="2098"/>
             <w:tcBorders>
               <w:top w:val="single" w:color="BFBFBF" w:sz="4"/>
               <w:left w:val="single" w:color="BFBFBF" w:sz="4"/>
@@ -11470,7 +11594,7 @@
         </w:tc>
         <w:tc>
           <w:tcPr>
-            <w:tcW w:type="dxa" w:w="4861"/>
+            <w:tcW w:type="dxa" w:w="4665"/>
             <w:tcBorders>
               <w:top w:val="single" w:color="BFBFBF" w:sz="4"/>
               <w:left w:val="single" w:color="BFBFBF" w:sz="4"/>
@@ -11504,13 +11628,12 @@
     <w:p>
       <w:pPr>
         <w:pStyle w:val="Heading2"/>
-        <w:keepNext/>
       </w:pPr>
-      <w:bookmarkStart w:name="_Toc9" w:id="9"/>
+      <w:bookmarkStart w:name="_Toc10" w:id="10"/>
       <w:r>
         <w:t xml:space="preserve">3.6 JavaScript</w:t>
       </w:r>
-      <w:bookmarkEnd w:id="9"/>
+      <w:bookmarkEnd w:id="10"/>
     </w:p>
     <w:tbl>
       <w:tblPr>
@@ -14036,13 +14159,12 @@
     <w:p>
       <w:pPr>
         <w:pStyle w:val="Heading1"/>
-        <w:keepNext/>
       </w:pPr>
-      <w:bookmarkStart w:name="_Toc10" w:id="10"/>
+      <w:bookmarkStart w:name="_Toc11" w:id="11"/>
       <w:r>
         <w:t xml:space="preserve">4. Daftar Array dan Konstanta</w:t>
       </w:r>
-      <w:bookmarkEnd w:id="10"/>
+      <w:bookmarkEnd w:id="11"/>
     </w:p>
     <w:tbl>
       <w:tblPr>
@@ -17010,13 +17132,12 @@
     <w:p>
       <w:pPr>
         <w:pStyle w:val="Heading1"/>
-        <w:keepNext/>
       </w:pPr>
-      <w:bookmarkStart w:name="_Toc11" w:id="11"/>
+      <w:bookmarkStart w:name="_Toc12" w:id="12"/>
       <w:r>
         <w:t xml:space="preserve">5. Struktur Kontrol (Percabangan dan Perulangan)</w:t>
       </w:r>
-      <w:bookmarkEnd w:id="11"/>
+      <w:bookmarkEnd w:id="12"/>
     </w:p>
     <w:tbl>
       <w:tblPr>
@@ -18158,13 +18279,12 @@
     <w:p>
       <w:pPr>
         <w:pStyle w:val="Heading1"/>
-        <w:keepNext/>
       </w:pPr>
-      <w:bookmarkStart w:name="_Toc12" w:id="12"/>
+      <w:bookmarkStart w:name="_Toc13" w:id="13"/>
       <w:r>
         <w:t xml:space="preserve">6. Konsep OOP di Kode</w:t>
       </w:r>
-      <w:bookmarkEnd w:id="12"/>
+      <w:bookmarkEnd w:id="13"/>
     </w:p>
     <w:tbl>
       <w:tblPr>
@@ -18989,24 +19109,22 @@
     <w:p>
       <w:pPr>
         <w:pStyle w:val="Heading1"/>
-        <w:keepNext/>
       </w:pPr>
-      <w:bookmarkStart w:name="_Toc13" w:id="13"/>
+      <w:bookmarkStart w:name="_Toc14" w:id="14"/>
       <w:r>
         <w:t xml:space="preserve">7. Fitur Tambahan Terbaru</w:t>
       </w:r>
-      <w:bookmarkEnd w:id="13"/>
+      <w:bookmarkEnd w:id="14"/>
     </w:p>
     <w:p>
       <w:pPr>
         <w:pStyle w:val="Heading2"/>
-        <w:keepNext/>
       </w:pPr>
-      <w:bookmarkStart w:name="_Toc14" w:id="14"/>
+      <w:bookmarkStart w:name="_Toc15" w:id="15"/>
       <w:r>
         <w:t xml:space="preserve">7.0 Tanpa Pindah Halaman, Popup, dan Panel Profil (Turbo)</w:t>
       </w:r>
-      <w:bookmarkEnd w:id="14"/>
+      <w:bookmarkEnd w:id="15"/>
     </w:p>
     <w:tbl>
       <w:tblPr>
@@ -21158,13 +21276,12 @@
     <w:p>
       <w:pPr>
         <w:pStyle w:val="Heading2"/>
-        <w:keepNext/>
       </w:pPr>
-      <w:bookmarkStart w:name="_Toc15" w:id="15"/>
+      <w:bookmarkStart w:name="_Toc16" w:id="16"/>
       <w:r>
         <w:t xml:space="preserve">7.1 Tema Monokrom ala Bad Apple!! dan Mode Terang / Gelap</w:t>
       </w:r>
-      <w:bookmarkEnd w:id="15"/>
+      <w:bookmarkEnd w:id="16"/>
     </w:p>
     <w:tbl>
       <w:tblPr>
@@ -22028,13 +22145,12 @@
     <w:p>
       <w:pPr>
         <w:pStyle w:val="Heading2"/>
-        <w:keepNext/>
       </w:pPr>
-      <w:bookmarkStart w:name="_Toc16" w:id="16"/>
+      <w:bookmarkStart w:name="_Toc17" w:id="17"/>
       <w:r>
         <w:t xml:space="preserve">7.2 Halaman Login Siluet (Gambar, Animasi, Audio)</w:t>
       </w:r>
-      <w:bookmarkEnd w:id="16"/>
+      <w:bookmarkEnd w:id="17"/>
     </w:p>
     <w:tbl>
       <w:tblPr>
@@ -23720,13 +23836,12 @@
     <w:p>
       <w:pPr>
         <w:pStyle w:val="Heading2"/>
-        <w:keepNext/>
       </w:pPr>
-      <w:bookmarkStart w:name="_Toc17" w:id="17"/>
+      <w:bookmarkStart w:name="_Toc18" w:id="18"/>
       <w:r>
         <w:t xml:space="preserve">7.3 Musik Bad Apple!! (Audio MP3)</w:t>
       </w:r>
-      <w:bookmarkEnd w:id="17"/>
+      <w:bookmarkEnd w:id="18"/>
     </w:p>
     <w:tbl>
       <w:tblPr>
@@ -24543,13 +24658,12 @@
     <w:p>
       <w:pPr>
         <w:pStyle w:val="Heading1"/>
-        <w:keepNext/>
       </w:pPr>
-      <w:bookmarkStart w:name="_Toc18" w:id="18"/>
+      <w:bookmarkStart w:name="_Toc19" w:id="19"/>
       <w:r>
         <w:t xml:space="preserve">8. Pertanyaan Cepat "Di Mana...?"</w:t>
       </w:r>
-      <w:bookmarkEnd w:id="18"/>
+      <w:bookmarkEnd w:id="19"/>
     </w:p>
     <w:tbl>
       <w:tblPr>
